--- a/business_document/02_sales_enablement/DOC-12_Battlecard_ULMS_vs_Temenos.docx
+++ b/business_document/02_sales_enablement/DOC-12_Battlecard_ULMS_vs_Temenos.docx
@@ -919,7 +919,7 @@
                 <w:color w:val="222222"/>
                 <w:sz w:val="18"/>
               </w:rPr>
-              <w:t>Agrani Bank, Janata Bank, City Bank (Core Banking)</w:t>
+              <w:t>leading state-owned and private banks (verify current references before live use)</w:t>
             </w:r>
           </w:p>
         </w:tc>
@@ -1659,7 +1659,7 @@
           <w:color w:val="222222"/>
           <w:sz w:val="19"/>
         </w:rPr>
-        <w:t>"ULMS is 100% invoiced in Bangladeshi Taka (BDT) with full NBR VAT compliance. You eliminate all forex risk, avoid Bangladesh Bank remittance delays, and save over ৳85 Crore over 5 years."</w:t>
+        <w:t>"ULMS is 100% invoiced in Bangladeshi Taka (BDT) with full NBR VAT compliance. You eliminate all forex risk, avoid Bangladesh Bank remittance delays, and save ৳89.30 Crore over 5 years (DOC-32 TCO variance)."</w:t>
       </w:r>
     </w:p>
     <w:p>
@@ -2595,7 +2595,7 @@
                 <w:color w:val="222222"/>
                 <w:sz w:val="18"/>
               </w:rPr>
-              <w:t>৳90+ Crore BDT equivalent</w:t>
+              <w:t>৳89.30 Crore BDT equivalent</w:t>
             </w:r>
           </w:p>
         </w:tc>
@@ -2647,7 +2647,7 @@
                 <w:color w:val="222222"/>
                 <w:sz w:val="18"/>
               </w:rPr>
-              <w:t>ULMS Saves ৳82+ Cr</w:t>
+              <w:t>ULMS saves ৳89.30 Cr</w:t>
             </w:r>
           </w:p>
         </w:tc>
@@ -2832,7 +2832,7 @@
           <w:color w:val="222222"/>
           <w:sz w:val="19"/>
         </w:rPr>
-        <w:t>"Is the vendor willing to execute a 100% BDT-denominated contract with a fixed-fee implementation warranty, guaranteeing zero foreign currency outflow and on-site engineering SLA within 2 hours in Dhaka?"</w:t>
+        <w:t>"Is the vendor willing to execute a 100% BDT-denominated contract with a fixed-fee implementation warranty, guaranteeing zero foreign currency outflow and 30-minute metro on-site SLA (2-hour nationwide)?"</w:t>
       </w:r>
     </w:p>
     <w:p>

--- a/business_document/02_sales_enablement/DOC-12_Battlecard_ULMS_vs_Temenos.docx
+++ b/business_document/02_sales_enablement/DOC-12_Battlecard_ULMS_vs_Temenos.docx
@@ -1487,17 +1487,7 @@
                 <w:color w:val="1E2660"/>
                 <w:sz w:val="18"/>
               </w:rPr>
-              <w:t xml:space="preserve">System Architecture Specification (Mermaid DSL):  </w:t>
-            </w:r>
-            <w:r>
-              <w:rPr>
-                <w:rFonts w:ascii="Calibri" w:hAnsi="Calibri" w:eastAsia="Calibri"/>
-                <w:b w:val="0"/>
-                <w:i w:val="0"/>
-                <w:color w:val="222222"/>
-                <w:sz w:val="18"/>
-              </w:rPr>
-              <w:t>[Diagram Topology: flowchart TD]</w:t>
+              <w:t>System Architecture Specification (Mermaid DSL):  [Diagram Topology: flowchart TD]</w:t>
               <w:br/>
               <w:t>flowchart TD</w:t>
               <w:br/>
@@ -1509,7 +1499,16 @@
               <w:br/>
               <w:t xml:space="preserve">        T3["Regulatory Lag: No native BRPD 15 7-stage engine"]</w:t>
               <w:br/>
-              <w:t xml:space="preserve">        T4["18-24 Month Average Implementation Cycle"]</w:t>
+              <w:t xml:space="preserve">        T4["18-24 Month Average Implementation Cycle"]        T5["Cloud-Only Roadmap Conflicts with BB On-Prem Mandate"]    end</w:t>
+            </w:r>
+            <w:r>
+              <w:rPr>
+                <w:rFonts w:ascii="Calibri" w:hAnsi="Calibri" w:eastAsia="Calibri"/>
+                <w:b w:val="0"/>
+                <w:i w:val="0"/>
+                <w:color w:val="222222"/>
+                <w:sz w:val="18"/>
+              </w:rPr>
             </w:r>
           </w:p>
         </w:tc>
